--- a/IMPEXBANK AD.docx
+++ b/IMPEXBANK AD.docx
@@ -4,9 +4,70 @@
   <w:body>
     <w:p>
       <w:pPr>
-        <w:pBdr>
-          <w:bottom w:val="double" w:sz="6" w:space="4" w:color="auto"/>
-        </w:pBdr>
+        <w:jc w:val="center"/>
+        <w:rPr>
+          <w:b/>
+          <w:i/>
+          <w:color w:val="00B050"/>
+          <w:sz w:val="72"/>
+          <w:szCs w:val="72"/>
+          <w:u w:val="single"/>
+          <w:lang w:val="en-US"/>
+          <w14:glow w14:rad="139700">
+            <w14:schemeClr w14:val="accent4">
+              <w14:alpha w14:val="5000"/>
+              <w14:lumMod w14:val="40000"/>
+              <w14:lumOff w14:val="60000"/>
+            </w14:schemeClr>
+          </w14:glow>
+          <w14:shadow w14:blurRad="50800" w14:dist="50800" w14:dir="6600000" w14:sx="3000" w14:sy="3000" w14:kx="0" w14:ky="0" w14:algn="ctr">
+            <w14:schemeClr w14:val="tx2">
+              <w14:alpha w14:val="5000"/>
+              <w14:lumMod w14:val="20000"/>
+              <w14:lumOff w14:val="80000"/>
+            </w14:schemeClr>
+          </w14:shadow>
+          <w14:reflection w14:blurRad="165100" w14:stA="0" w14:stPos="0" w14:endA="0" w14:endPos="24000" w14:dist="177800" w14:dir="0" w14:fadeDir="0" w14:sx="0" w14:sy="0" w14:kx="0" w14:ky="0" w14:algn="b"/>
+          <w14:textFill>
+            <w14:solidFill>
+              <w14:srgbClr w14:val="00B050">
+                <w14:alpha w14:val="31000"/>
+              </w14:srgbClr>
+            </w14:solidFill>
+          </w14:textFill>
+          <w14:props3d w14:extrusionH="0" w14:contourW="0" w14:prstMaterial="warmMatte">
+            <w14:bevelT w14:w="25400" w14:h="31750" w14:prst="circle"/>
+            <w14:bevelB w14:w="19050" w14:h="0" w14:prst="circle"/>
+          </w14:props3d>
+        </w:rPr>
+      </w:pPr>
+      <w:r>
+        <w:rPr>
+          <w:b/>
+          <w:i/>
+          <w:color w:val="00B050"/>
+          <w:sz w:val="72"/>
+          <w:szCs w:val="72"/>
+          <w:u w:val="single"/>
+          <w:lang w:val="en-US"/>
+        </w:rPr>
+        <w:t>IMPEXBANK</w:t>
+      </w:r>
+      <w:r>
+        <w:rPr>
+          <w:b/>
+          <w:i/>
+          <w:color w:val="00B050"/>
+          <w:sz w:val="72"/>
+          <w:szCs w:val="72"/>
+          <w:u w:val="single"/>
+          <w:lang w:val="en-US"/>
+        </w:rPr>
+        <w:t xml:space="preserve"> AD</w:t>
+      </w:r>
+    </w:p>
+    <w:p>
+      <w:pPr>
         <w:jc w:val="center"/>
         <w:rPr>
           <w:color w:val="00B050"/>
@@ -15,50 +76,7 @@
           <w:lang w:val="en-US"/>
         </w:rPr>
       </w:pPr>
-      <w:proofErr w:type="gramStart"/>
-      <w:r>
-        <w:rPr>
-          <w:b/>
-          <w:i/>
-          <w:color w:val="00B0F0"/>
-          <w:sz w:val="56"/>
-          <w:szCs w:val="28"/>
-          <w:lang w:val="en-US"/>
-        </w:rPr>
-        <w:t xml:space="preserve">IMPEXBANK </w:t>
-      </w:r>
-      <w:r>
-        <w:rPr>
-          <w:b/>
-          <w:i/>
-          <w:color w:val="00B0F0"/>
-          <w:sz w:val="56"/>
-          <w:szCs w:val="28"/>
-          <w:lang w:val="en-US"/>
-        </w:rPr>
-        <w:t xml:space="preserve"> </w:t>
-      </w:r>
-      <w:r>
-        <w:rPr>
-          <w:b/>
-          <w:i/>
-          <w:color w:val="00B0F0"/>
-          <w:sz w:val="56"/>
-          <w:szCs w:val="28"/>
-          <w:lang w:val="en-US"/>
-        </w:rPr>
-        <w:t>AD</w:t>
-      </w:r>
-      <w:proofErr w:type="gramEnd"/>
-      <w:r>
-        <w:rPr>
-          <w:color w:val="00B0F0"/>
-          <w:sz w:val="56"/>
-          <w:szCs w:val="28"/>
-          <w:lang w:val="en-US"/>
-        </w:rPr>
-        <w:t xml:space="preserve">     </w:t>
-      </w:r>
+      <w:bookmarkStart w:id="0" w:name="_GoBack"/>
       <w:r>
         <w:rPr>
           <w:noProof/>
@@ -68,9 +86,17 @@
           <w:lang w:val="en-US" w:eastAsia="en-US"/>
         </w:rPr>
         <w:drawing>
-          <wp:inline distT="0" distB="0" distL="0" distR="0">
-            <wp:extent cx="1476375" cy="762000"/>
-            <wp:effectExtent l="285750" t="285750" r="295275" b="304800"/>
+          <wp:anchor distT="0" distB="0" distL="114300" distR="114300" simplePos="0" relativeHeight="251658240" behindDoc="0" locked="0" layoutInCell="1" allowOverlap="1" wp14:anchorId="79F88B18" wp14:editId="4EFD0DE1">
+            <wp:simplePos x="0" y="0"/>
+            <wp:positionH relativeFrom="column">
+              <wp:posOffset>1583691</wp:posOffset>
+            </wp:positionH>
+            <wp:positionV relativeFrom="paragraph">
+              <wp:posOffset>327025</wp:posOffset>
+            </wp:positionV>
+            <wp:extent cx="3429000" cy="1695450"/>
+            <wp:effectExtent l="228600" t="266700" r="266700" b="285750"/>
+            <wp:wrapNone/>
             <wp:docPr id="1" name="Picture 1"/>
             <wp:cNvGraphicFramePr>
               <a:graphicFrameLocks xmlns:a="http://schemas.openxmlformats.org/drawingml/2006/main" noChangeAspect="1"/>
@@ -83,7 +109,7 @@
                     <pic:cNvPicPr/>
                   </pic:nvPicPr>
                   <pic:blipFill>
-                    <a:blip r:embed="rId5">
+                    <a:blip r:embed="rId6">
                       <a:extLst>
                         <a:ext uri="{28A0092B-C50C-407E-A947-70E740481C1C}">
                           <a14:useLocalDpi xmlns:a14="http://schemas.microsoft.com/office/drawing/2010/main" val="0"/>
@@ -97,7 +123,7 @@
                   <pic:spPr>
                     <a:xfrm>
                       <a:off x="0" y="0"/>
-                      <a:ext cx="1476375" cy="762000"/>
+                      <a:ext cx="3429000" cy="1695450"/>
                     </a:xfrm>
                     <a:prstGeom prst="rect">
                       <a:avLst/>
@@ -132,20 +158,16 @@
                 </pic:pic>
               </a:graphicData>
             </a:graphic>
-          </wp:inline>
+            <wp14:sizeRelH relativeFrom="margin">
+              <wp14:pctWidth>0</wp14:pctWidth>
+            </wp14:sizeRelH>
+            <wp14:sizeRelV relativeFrom="margin">
+              <wp14:pctHeight>0</wp14:pctHeight>
+            </wp14:sizeRelV>
+          </wp:anchor>
         </w:drawing>
       </w:r>
-    </w:p>
-    <w:p>
-      <w:pPr>
-        <w:jc w:val="center"/>
-        <w:rPr>
-          <w:color w:val="00B050"/>
-          <w:sz w:val="48"/>
-          <w:szCs w:val="28"/>
-          <w:lang w:val="en-US"/>
-        </w:rPr>
-      </w:pPr>
+      <w:bookmarkEnd w:id="0"/>
     </w:p>
     <w:p>
       <w:pPr>
@@ -218,9 +240,13 @@
           <w:sz w:val="72"/>
           <w:szCs w:val="28"/>
           <w:vertAlign w:val="subscript"/>
-        </w:rPr>
-      </w:pPr>
-      <w:r>
+          <w:lang w:val="en-US"/>
+        </w:rPr>
+      </w:pPr>
+    </w:p>
+    <w:p>
+      <w:pPr>
+        <w:jc w:val="center"/>
         <w:rPr>
           <w:b/>
           <w:i/>
@@ -229,12 +255,8 @@
           <w:szCs w:val="28"/>
           <w:vertAlign w:val="subscript"/>
         </w:rPr>
-        <w:t>SPECIALIZED SOFTWARE</w:t>
-      </w:r>
-    </w:p>
-    <w:p>
-      <w:pPr>
-        <w:jc w:val="center"/>
+      </w:pPr>
+      <w:r>
         <w:rPr>
           <w:b/>
           <w:i/>
@@ -243,8 +265,12 @@
           <w:szCs w:val="28"/>
           <w:vertAlign w:val="subscript"/>
         </w:rPr>
-      </w:pPr>
-      <w:r>
+        <w:t>SPECIALIZED SOFTWARE</w:t>
+      </w:r>
+    </w:p>
+    <w:p>
+      <w:pPr>
+        <w:jc w:val="center"/>
         <w:rPr>
           <w:b/>
           <w:i/>
@@ -253,18 +279,6 @@
           <w:szCs w:val="28"/>
           <w:vertAlign w:val="subscript"/>
         </w:rPr>
-        <w:t>FOR THE NEEDS OF</w:t>
-      </w:r>
-    </w:p>
-    <w:p>
-      <w:pPr>
-        <w:jc w:val="center"/>
-        <w:rPr>
-          <w:color w:val="00B050"/>
-          <w:sz w:val="48"/>
-          <w:szCs w:val="28"/>
-          <w:lang w:val="en-US"/>
-        </w:rPr>
       </w:pPr>
       <w:r>
         <w:rPr>
@@ -275,99 +289,20 @@
           <w:szCs w:val="28"/>
           <w:vertAlign w:val="subscript"/>
         </w:rPr>
-        <w:t>BANKING CLONES</w:t>
-      </w:r>
-      <w:r>
+        <w:t>FOR THE NEEDS OF</w:t>
+      </w:r>
+    </w:p>
+    <w:p>
+      <w:pPr>
+        <w:jc w:val="center"/>
         <w:rPr>
           <w:color w:val="00B050"/>
           <w:sz w:val="48"/>
           <w:szCs w:val="28"/>
-        </w:rPr>
-        <w:t xml:space="preserve"> </w:t>
-      </w:r>
-    </w:p>
-    <w:p>
-      <w:pPr>
-        <w:jc w:val="center"/>
-        <w:rPr>
-          <w:color w:val="00B050"/>
-          <w:sz w:val="48"/>
-          <w:szCs w:val="28"/>
-          <w:lang w:val="en-US"/>
-        </w:rPr>
-      </w:pPr>
-    </w:p>
-    <w:p>
-      <w:pPr>
-        <w:jc w:val="center"/>
-        <w:rPr>
-          <w:color w:val="00B050"/>
-          <w:sz w:val="48"/>
-          <w:szCs w:val="28"/>
-          <w:lang w:val="en-US"/>
-        </w:rPr>
-      </w:pPr>
-    </w:p>
-    <w:p>
-      <w:pPr>
-        <w:jc w:val="center"/>
-        <w:rPr>
-          <w:color w:val="00B050"/>
-          <w:sz w:val="48"/>
-          <w:szCs w:val="28"/>
-          <w:lang w:val="en-US"/>
-        </w:rPr>
-      </w:pPr>
-      <w:proofErr w:type="spellStart"/>
-      <w:r>
-        <w:rPr>
-          <w:color w:val="00B050"/>
-          <w:sz w:val="48"/>
-          <w:szCs w:val="28"/>
-        </w:rPr>
-        <w:t>Specification</w:t>
-      </w:r>
-      <w:proofErr w:type="spellEnd"/>
-      <w:r>
-        <w:rPr>
-          <w:color w:val="00B050"/>
-          <w:sz w:val="48"/>
-          <w:szCs w:val="28"/>
-        </w:rPr>
-        <w:t xml:space="preserve"> of </w:t>
-      </w:r>
-      <w:proofErr w:type="spellStart"/>
-      <w:r>
-        <w:rPr>
-          <w:color w:val="00B050"/>
-          <w:sz w:val="48"/>
-          <w:szCs w:val="28"/>
-        </w:rPr>
-        <w:t>software</w:t>
-      </w:r>
-      <w:proofErr w:type="spellEnd"/>
-      <w:r>
-        <w:rPr>
-          <w:color w:val="00B050"/>
-          <w:sz w:val="48"/>
-          <w:szCs w:val="28"/>
-        </w:rPr>
-        <w:t xml:space="preserve"> </w:t>
-      </w:r>
-      <w:proofErr w:type="spellStart"/>
-      <w:r>
-        <w:rPr>
-          <w:color w:val="00B050"/>
-          <w:sz w:val="48"/>
-          <w:szCs w:val="28"/>
-        </w:rPr>
-        <w:t>requirements</w:t>
-      </w:r>
-      <w:proofErr w:type="spellEnd"/>
-    </w:p>
-    <w:p>
-      <w:pPr>
-        <w:jc w:val="center"/>
+          <w:lang w:val="en-US"/>
+        </w:rPr>
+      </w:pPr>
+      <w:r>
         <w:rPr>
           <w:b/>
           <w:i/>
@@ -375,9 +310,96 @@
           <w:sz w:val="72"/>
           <w:szCs w:val="28"/>
           <w:vertAlign w:val="subscript"/>
-          <w:lang w:val="en-US"/>
-        </w:rPr>
-      </w:pPr>
+        </w:rPr>
+        <w:t>BANKING CLONES</w:t>
+      </w:r>
+      <w:r>
+        <w:rPr>
+          <w:color w:val="00B050"/>
+          <w:sz w:val="48"/>
+          <w:szCs w:val="28"/>
+        </w:rPr>
+        <w:t xml:space="preserve"> </w:t>
+      </w:r>
+    </w:p>
+    <w:p>
+      <w:pPr>
+        <w:jc w:val="center"/>
+        <w:rPr>
+          <w:color w:val="00B050"/>
+          <w:sz w:val="48"/>
+          <w:szCs w:val="28"/>
+          <w:lang w:val="en-US"/>
+        </w:rPr>
+      </w:pPr>
+    </w:p>
+    <w:p>
+      <w:pPr>
+        <w:jc w:val="center"/>
+        <w:rPr>
+          <w:color w:val="00B050"/>
+          <w:sz w:val="48"/>
+          <w:szCs w:val="28"/>
+          <w:lang w:val="en-US"/>
+        </w:rPr>
+      </w:pPr>
+    </w:p>
+    <w:p>
+      <w:pPr>
+        <w:jc w:val="center"/>
+        <w:rPr>
+          <w:color w:val="00B050"/>
+          <w:sz w:val="48"/>
+          <w:szCs w:val="28"/>
+          <w:lang w:val="en-US"/>
+        </w:rPr>
+      </w:pPr>
+      <w:proofErr w:type="spellStart"/>
+      <w:r>
+        <w:rPr>
+          <w:color w:val="00B050"/>
+          <w:sz w:val="48"/>
+          <w:szCs w:val="28"/>
+        </w:rPr>
+        <w:t>Specification</w:t>
+      </w:r>
+      <w:proofErr w:type="spellEnd"/>
+      <w:r>
+        <w:rPr>
+          <w:color w:val="00B050"/>
+          <w:sz w:val="48"/>
+          <w:szCs w:val="28"/>
+        </w:rPr>
+        <w:t xml:space="preserve"> of </w:t>
+      </w:r>
+      <w:proofErr w:type="spellStart"/>
+      <w:r>
+        <w:rPr>
+          <w:color w:val="00B050"/>
+          <w:sz w:val="48"/>
+          <w:szCs w:val="28"/>
+        </w:rPr>
+        <w:t>software</w:t>
+      </w:r>
+      <w:proofErr w:type="spellEnd"/>
+      <w:r>
+        <w:rPr>
+          <w:color w:val="00B050"/>
+          <w:sz w:val="48"/>
+          <w:szCs w:val="28"/>
+        </w:rPr>
+        <w:t xml:space="preserve"> </w:t>
+      </w:r>
+      <w:proofErr w:type="spellStart"/>
+      <w:r>
+        <w:rPr>
+          <w:color w:val="00B050"/>
+          <w:sz w:val="48"/>
+          <w:szCs w:val="28"/>
+        </w:rPr>
+        <w:t>requirements</w:t>
+      </w:r>
+      <w:proofErr w:type="spellEnd"/>
     </w:p>
     <w:p>
       <w:pPr>
@@ -397,6 +419,20 @@
       <w:pPr>
         <w:jc w:val="center"/>
         <w:rPr>
+          <w:b/>
+          <w:i/>
+          <w:color w:val="548DD4" w:themeColor="text2" w:themeTint="99"/>
+          <w:sz w:val="72"/>
+          <w:szCs w:val="28"/>
+          <w:vertAlign w:val="subscript"/>
+          <w:lang w:val="en-US"/>
+        </w:rPr>
+      </w:pPr>
+    </w:p>
+    <w:p>
+      <w:pPr>
+        <w:jc w:val="center"/>
+        <w:rPr>
           <w:sz w:val="28"/>
           <w:szCs w:val="28"/>
           <w:lang w:val="en-US"/>
@@ -1067,6 +1103,14 @@
         </w:rPr>
         <w:t>• Customer names by identity document</w:t>
       </w:r>
+      <w:r>
+        <w:rPr>
+          <w:sz w:val="28"/>
+          <w:szCs w:val="28"/>
+          <w:lang w:val="en-US"/>
+        </w:rPr>
+        <w:t xml:space="preserve"> (two names)</w:t>
+      </w:r>
     </w:p>
     <w:p>
       <w:pPr>
@@ -1103,6 +1147,14 @@
         </w:rPr>
         <w:t xml:space="preserve">• Identity card </w:t>
       </w:r>
+      <w:r>
+        <w:rPr>
+          <w:sz w:val="28"/>
+          <w:szCs w:val="28"/>
+          <w:lang w:val="en-US"/>
+        </w:rPr>
+        <w:t>(four numbers)</w:t>
+      </w:r>
     </w:p>
     <w:p>
       <w:pPr>
@@ -1121,8 +1173,6 @@
         </w:rPr>
         <w:t>•</w:t>
       </w:r>
-      <w:bookmarkStart w:id="0" w:name="_GoBack"/>
-      <w:bookmarkEnd w:id="0"/>
       <w:r>
         <w:rPr>
           <w:sz w:val="28"/>
@@ -1817,7 +1867,23 @@
           <w:szCs w:val="28"/>
           <w:lang w:val="en-US"/>
         </w:rPr>
-        <w:t>The database is built using Microsoft SQL Server. Classified information - such as user passwords, etc., is stored in encrypted form.</w:t>
+        <w:t xml:space="preserve">The database is built using </w:t>
+      </w:r>
+      <w:r>
+        <w:rPr>
+          <w:sz w:val="28"/>
+          <w:szCs w:val="28"/>
+          <w:lang w:val="en-US"/>
+        </w:rPr>
+        <w:t>My</w:t>
+      </w:r>
+      <w:r>
+        <w:rPr>
+          <w:sz w:val="28"/>
+          <w:szCs w:val="28"/>
+          <w:lang w:val="en-US"/>
+        </w:rPr>
+        <w:t xml:space="preserve"> SQL Server. Classified information - such as user passwords, etc., is stored in encrypted form.</w:t>
       </w:r>
     </w:p>
     <w:p>
@@ -3040,4 +3106,16 @@
   <a:objectDefaults/>
   <a:extraClrSchemeLst/>
 </a:theme>
+</file>
+
+<file path=customXml/item1.xml><?xml version="1.0" encoding="utf-8"?>
+<b:Sources xmlns:b="http://schemas.openxmlformats.org/officeDocument/2006/bibliography" xmlns="http://schemas.openxmlformats.org/officeDocument/2006/bibliography" SelectedStyle="\APA.XSL" StyleName="APA"/>
+</file>
+
+<file path=customXml/itemProps1.xml><?xml version="1.0" encoding="utf-8"?>
+<ds:datastoreItem xmlns:ds="http://schemas.openxmlformats.org/officeDocument/2006/customXml" ds:itemID="{BD6FA665-0D74-4D49-BACF-F2009C5A4CB9}">
+  <ds:schemaRefs>
+    <ds:schemaRef ds:uri="http://schemas.openxmlformats.org/officeDocument/2006/bibliography"/>
+  </ds:schemaRefs>
+</ds:datastoreItem>
 </file>